--- a/generated/hippo/hippo_2022_agm.docx
+++ b/generated/hippo/hippo_2022_agm.docx
@@ -55,7 +55,7 @@
         <w:t>Date:</w:t>
       </w:r>
       <w:r>
-        <w:t xml:space="preserve"> 2022-12-15</w:t>
+        <w:t xml:space="preserve"> 2022-12-12</w:t>
       </w:r>
     </w:p>
     <w:p>
@@ -102,7 +102,7 @@
     </w:p>
     <w:p>
       <w:r>
-        <w:t>The Annual Meeting of the Board of Directors of Hippo, Inc (the “Corporation”) was called to order at 1:00 PM on 2022-12-15 by Derek E. Pappas, acting as Sole Director, President, and Treasurer of the Corporation.</w:t>
+        <w:t>The Annual Meeting of the Board of Directors of Hippo, Inc (the “Corporation”) was called to order at 1:00 PM on 2022-12-12 by Derek E. Pappas, acting as Sole Director, President, and Treasurer of the Corporation.</w:t>
       </w:r>
     </w:p>
     <w:p/>
@@ -152,6 +152,12 @@
         <w:t>The Sole Director confirmed that notice of the meeting was duly given or waived.</w:t>
       </w:r>
     </w:p>
+    <w:p>
+      <w:r>
+        <w:t>The Sole Director participated via communications equipment by means of which all persons participating in the meeting could hear each other, and such participation constituted presence in person at the meeting.</w:t>
+      </w:r>
+    </w:p>
+    <w:p/>
     <w:p/>
     <w:p>
       <w:r>
@@ -163,7 +169,7 @@
     </w:p>
     <w:p>
       <w:r>
-        <w:t>The minutes of the prior Annual Meeting of the Board of Directors held on 2021-12-15 were reviewed and approved by the Sole Director.</w:t>
+        <w:t>This was the first Annual Meeting of the Board of Directors following incorporation of the Corporation in 2022; no prior annual meeting of the Board was held and no prior annual board minutes were presented for approval.</w:t>
       </w:r>
     </w:p>
     <w:p/>
@@ -203,6 +209,13 @@
         <w:t>The Treasurer reported that the Corporation remains solvent and that certain outstanding obligations, including notes payable, are contingent and payable upon the occurrence of a future liquidity event, the timing of which has not yet been determined. The Sole Director acknowledged the status of such obligations and confirmed continued oversight of these matters. Franchise taxes and registered agent fees are paid and current. The Corporation has 8,000,000 shares of common stock issued and outstanding at a par value of $.0001 per share.</w:t>
       </w:r>
     </w:p>
+    <w:p/>
+    <w:p>
+      <w:r>
+        <w:t>In taking the actions reflected in these minutes, the Sole Director relied in good faith on information, opinions, reports, and statements presented by officers of the Corporation and other persons as to matters the Sole Director reasonably believed were within such persons’ professional or expert competence, as contemplated by Section 141(e) of the Delaware General Corporation Law.</w:t>
+      </w:r>
+    </w:p>
+    <w:p/>
     <w:p/>
     <w:p>
       <w:r>
@@ -331,7 +344,7 @@
         <w:t>Date:</w:t>
       </w:r>
       <w:r>
-        <w:t xml:space="preserve"> 2022-12-15</w:t>
+        <w:t xml:space="preserve"> 2022-12-12</w:t>
       </w:r>
     </w:p>
     <w:p>
